--- a/reference_templates/buyer_documents/01_Tier1_NewBuyer/01_Quotation.docx
+++ b/reference_templates/buyer_documents/01_Tier1_NewBuyer/01_Quotation.docx
@@ -3619,8 +3619,9 @@
                 <w:sz w:val="18"/>
                 <w:szCs w:val="18"/>
               </w:rPr>
-              <w:t xml:space="preserve">FOB: NIL — freight arranged by buyer.
-CFR/CIF: Indicative approx. USD [XXX–XXX] per 20ft FCL, Chennai to [Port of Discharge]. Subject to confirmation at time of booking. Actual freight confirmed and recovered IN ADVANCE by Debit Note when cargo is packed and ready — Full payment required within 3 Working Days and must be confirmed as Payment Cleared before shipment booking is confirmed.</w:t>
+              <w:t>FOB: NIL — freight arranged by buyer.</w:t>
+              <w:br/>
+              <w:t>CFR/CIF: Indicative approx. USD [XXX–XXX] per 20ft FCL, Chennai to [Port of Discharge]. Subject to confirmation at time of booking. Actual freight confirmed and recovered IN ADVANCE by Debit Note when cargo is packed and ready — Full payment required within 3 Calendar Days and must be confirmed as Payment Cleared before shipment booking is confirmed.</w:t>
             </w:r>
           </w:p>
         </w:tc>
@@ -4883,7 +4884,7 @@
                 <w:sz w:val="19"/>
                 <w:szCs w:val="19"/>
               </w:rPr>
-              <w:t xml:space="preserve">FOB: Buyer’s responsibility. CIF: Seller arranges — actual freight and insurance cost confirmed and recovered in full in advance by separate Debit Note before shipment booking is confirmed. Full payment required within 3 Working Days of Debit Note date and must be confirmed as Payment Cleared before shipment booking is confirmed. Not included in this document value.</w:t>
+              <w:t>FOB: Buyer’s responsibility. CIF: Seller arranges — actual freight and insurance cost confirmed and recovered in full in advance by separate Debit Note before shipment booking is confirmed. Full payment required within 3 Calendar Days of Debit Note date and must be confirmed as Payment Cleared before shipment booking is confirmed. Not included in this document value.</w:t>
             </w:r>
           </w:p>
         </w:tc>
@@ -5103,7 +5104,7 @@
                 <w:sz w:val="19"/>
                 <w:szCs w:val="19"/>
               </w:rPr>
-              <w:t xml:space="preserve">Actual confirmed amounts invoiced separately by Debit Note before shipment booking is confirmed. Full payment required within 3 Working Days of Debit Note date and must be confirmed as Payment Cleared before shipment booking is confirmed.</w:t>
+              <w:t>Actual confirmed amounts invoiced separately by Debit Note before shipment booking is confirmed. Full payment required within 3 Calendar Days of Debit Note date and must be confirmed as Payment Cleared before shipment booking is confirmed.</w:t>
             </w:r>
           </w:p>
           <w:p>
@@ -5486,7 +5487,7 @@
                 <w:sz w:val="19"/>
                 <w:szCs w:val="19"/>
               </w:rPr>
-              <w:t xml:space="preserve">• CFR / CIF pricing: if required, indicative freight shown above is valid for 25 days from quotation date. Actual freight will be confirmed once cargo is packed and ready, and recovered IN ADVANCE by separate Debit Note — Full payment required within 3 Working Days of issue and must be confirmed as Payment Cleared before shipment booking is confirmed. NexaCrest cannot book the container or hand over cargo to the shipping line until freight payment is received and verified.</w:t>
+              <w:t>• CFR / CIF pricing: if required, indicative freight shown above is valid for 25 days from quotation date. Actual freight will be confirmed once cargo is packed and ready, and recovered IN ADVANCE by separate Debit Note — Full payment required within 3 Calendar Days of issue and must be confirmed as Payment Cleared before shipment booking is confirmed. NexaCrest cannot book the container or hand over cargo to the shipping line until freight payment is received and verified.</w:t>
             </w:r>
           </w:p>
           <w:p>
